--- a/ACTA DE CIERRE.docx
+++ b/ACTA DE CIERRE.docx
@@ -39,50 +39,65 @@
     <w:p>
       <w:pPr>
         <w:spacing w:line="360" w:lineRule="auto"/>
-      </w:pPr>
-      <w:r>
-        <w:rPr>
+        <w:rPr>
+          <w:rFonts w:ascii="Calibri" w:hAnsi="Calibri" w:cs="Calibri"/>
+        </w:rPr>
+      </w:pPr>
+      <w:r>
+        <w:rPr>
+          <w:rFonts w:ascii="Calibri" w:hAnsi="Calibri" w:cs="Calibri"/>
           <w:b/>
         </w:rPr>
         <w:t xml:space="preserve">Fecha: </w:t>
       </w:r>
       <w:r>
-        <w:t>Al finalizar los 6 meses (o la extensión aprobada</w:t>
-      </w:r>
-      <w:r>
-        <w:t xml:space="preserve"> de geolocalización</w:t>
-      </w:r>
-      <w:r>
-        <w:t>).</w:t>
+        <w:rPr>
+          <w:rFonts w:ascii="Calibri" w:hAnsi="Calibri" w:cs="Calibri"/>
+        </w:rPr>
+        <w:t>Al finalizar los 6 meses (o la extensión aprobada de geolocalización).</w:t>
       </w:r>
     </w:p>
     <w:p>
       <w:pPr>
         <w:spacing w:line="360" w:lineRule="auto"/>
-      </w:pPr>
-      <w:r>
-        <w:rPr>
+        <w:rPr>
+          <w:rFonts w:ascii="Calibri" w:hAnsi="Calibri" w:cs="Calibri"/>
+        </w:rPr>
+      </w:pPr>
+      <w:r>
+        <w:rPr>
+          <w:rFonts w:ascii="Calibri" w:hAnsi="Calibri" w:cs="Calibri"/>
           <w:b/>
           <w:bCs/>
         </w:rPr>
         <w:t xml:space="preserve">Proyecto: </w:t>
       </w:r>
       <w:r>
+        <w:rPr>
+          <w:rFonts w:ascii="Calibri" w:hAnsi="Calibri" w:cs="Calibri"/>
+        </w:rPr>
         <w:t>Sistema de Gestión para Mercados Municipales</w:t>
       </w:r>
     </w:p>
     <w:p>
       <w:pPr>
         <w:spacing w:line="360" w:lineRule="auto"/>
-      </w:pPr>
-      <w:r>
-        <w:rPr>
+        <w:rPr>
+          <w:rFonts w:ascii="Calibri" w:hAnsi="Calibri" w:cs="Calibri"/>
+        </w:rPr>
+      </w:pPr>
+      <w:r>
+        <w:rPr>
+          <w:rFonts w:ascii="Calibri" w:hAnsi="Calibri" w:cs="Calibri"/>
           <w:b/>
           <w:bCs/>
         </w:rPr>
         <w:t>Cliente</w:t>
       </w:r>
       <w:r>
+        <w:rPr>
+          <w:rFonts w:ascii="Calibri" w:hAnsi="Calibri" w:cs="Calibri"/>
+        </w:rPr>
         <w:t>: Alcaldía de Sucre</w:t>
       </w:r>
     </w:p>
@@ -90,12 +105,14 @@
       <w:pPr>
         <w:spacing w:line="360" w:lineRule="auto"/>
         <w:rPr>
+          <w:rFonts w:ascii="Calibri" w:hAnsi="Calibri" w:cs="Calibri"/>
           <w:b/>
           <w:bCs/>
         </w:rPr>
       </w:pPr>
       <w:r>
         <w:rPr>
+          <w:rFonts w:ascii="Calibri" w:hAnsi="Calibri" w:cs="Calibri"/>
           <w:b/>
           <w:bCs/>
         </w:rPr>
@@ -107,12 +124,14 @@
         <w:spacing w:line="360" w:lineRule="auto"/>
         <w:ind w:left="360"/>
         <w:rPr>
+          <w:rFonts w:ascii="Calibri" w:hAnsi="Calibri" w:cs="Calibri"/>
           <w:b/>
           <w:bCs/>
         </w:rPr>
       </w:pPr>
       <w:r>
         <w:rPr>
+          <w:rFonts w:ascii="Calibri" w:hAnsi="Calibri" w:cs="Calibri"/>
           <w:b/>
           <w:bCs/>
         </w:rPr>
@@ -127,8 +146,14 @@
           <w:numId w:val="8"/>
         </w:numPr>
         <w:spacing w:line="360" w:lineRule="auto"/>
-      </w:pPr>
-      <w:r>
+        <w:rPr>
+          <w:rFonts w:ascii="Calibri" w:hAnsi="Calibri" w:cs="Calibri"/>
+        </w:rPr>
+      </w:pPr>
+      <w:r>
+        <w:rPr>
+          <w:rFonts w:ascii="Calibri" w:hAnsi="Calibri" w:cs="Calibri"/>
+        </w:rPr>
         <w:t>Registro de puestos y comerciantes</w:t>
       </w:r>
     </w:p>
@@ -140,8 +165,14 @@
           <w:numId w:val="8"/>
         </w:numPr>
         <w:spacing w:line="360" w:lineRule="auto"/>
-      </w:pPr>
-      <w:r>
+        <w:rPr>
+          <w:rFonts w:ascii="Calibri" w:hAnsi="Calibri" w:cs="Calibri"/>
+        </w:rPr>
+      </w:pPr>
+      <w:r>
+        <w:rPr>
+          <w:rFonts w:ascii="Calibri" w:hAnsi="Calibri" w:cs="Calibri"/>
+        </w:rPr>
         <w:t>Cobro de tarifas y generación de recibos</w:t>
       </w:r>
     </w:p>
@@ -153,8 +184,14 @@
           <w:numId w:val="8"/>
         </w:numPr>
         <w:spacing w:line="360" w:lineRule="auto"/>
-      </w:pPr>
-      <w:r>
+        <w:rPr>
+          <w:rFonts w:ascii="Calibri" w:hAnsi="Calibri" w:cs="Calibri"/>
+        </w:rPr>
+      </w:pPr>
+      <w:r>
+        <w:rPr>
+          <w:rFonts w:ascii="Calibri" w:hAnsi="Calibri" w:cs="Calibri"/>
+        </w:rPr>
         <w:t>Control de licencias sanitarias (incluyendo el cambio normativo)</w:t>
       </w:r>
     </w:p>
@@ -166,8 +203,14 @@
           <w:numId w:val="8"/>
         </w:numPr>
         <w:spacing w:line="360" w:lineRule="auto"/>
-      </w:pPr>
-      <w:r>
+        <w:rPr>
+          <w:rFonts w:ascii="Calibri" w:hAnsi="Calibri" w:cs="Calibri"/>
+        </w:rPr>
+      </w:pPr>
+      <w:r>
+        <w:rPr>
+          <w:rFonts w:ascii="Calibri" w:hAnsi="Calibri" w:cs="Calibri"/>
+        </w:rPr>
         <w:t>Informes mensuales de recaudación</w:t>
       </w:r>
     </w:p>
@@ -179,21 +222,41 @@
           <w:numId w:val="8"/>
         </w:numPr>
         <w:spacing w:line="360" w:lineRule="auto"/>
-      </w:pPr>
-      <w:r>
-        <w:t>(Si se aprobó) Módulo de geolocalización de puestos</w:t>
+        <w:rPr>
+          <w:rFonts w:ascii="Calibri" w:hAnsi="Calibri" w:cs="Calibri"/>
+        </w:rPr>
+      </w:pPr>
+      <w:r>
+        <w:rPr>
+          <w:rFonts w:ascii="Calibri" w:hAnsi="Calibri" w:cs="Calibri"/>
+        </w:rPr>
+        <w:t>(Si se apr</w:t>
+      </w:r>
+      <w:r>
+        <w:rPr>
+          <w:rFonts w:ascii="Calibri" w:hAnsi="Calibri" w:cs="Calibri"/>
+        </w:rPr>
+        <w:t>obo</w:t>
+      </w:r>
+      <w:r>
+        <w:rPr>
+          <w:rFonts w:ascii="Calibri" w:hAnsi="Calibri" w:cs="Calibri"/>
+        </w:rPr>
+        <w:t>) Módulo de geolocalización de puestos</w:t>
       </w:r>
     </w:p>
     <w:p>
       <w:pPr>
         <w:spacing w:line="360" w:lineRule="auto"/>
         <w:rPr>
+          <w:rFonts w:ascii="Calibri" w:hAnsi="Calibri" w:cs="Calibri"/>
           <w:b/>
           <w:bCs/>
         </w:rPr>
       </w:pPr>
       <w:r>
         <w:rPr>
+          <w:rFonts w:ascii="Calibri" w:hAnsi="Calibri" w:cs="Calibri"/>
           <w:b/>
           <w:bCs/>
         </w:rPr>
@@ -208,8 +271,14 @@
           <w:numId w:val="6"/>
         </w:numPr>
         <w:spacing w:line="360" w:lineRule="auto"/>
-      </w:pPr>
-      <w:r>
+        <w:rPr>
+          <w:rFonts w:ascii="Calibri" w:hAnsi="Calibri" w:cs="Calibri"/>
+        </w:rPr>
+      </w:pPr>
+      <w:r>
+        <w:rPr>
+          <w:rFonts w:ascii="Calibri" w:hAnsi="Calibri" w:cs="Calibri"/>
+        </w:rPr>
         <w:t>Todos los requisitos MUST han sido implementados y validados</w:t>
       </w:r>
     </w:p>
@@ -221,8 +290,14 @@
           <w:numId w:val="6"/>
         </w:numPr>
         <w:spacing w:line="360" w:lineRule="auto"/>
-      </w:pPr>
-      <w:r>
+        <w:rPr>
+          <w:rFonts w:ascii="Calibri" w:hAnsi="Calibri" w:cs="Calibri"/>
+        </w:rPr>
+      </w:pPr>
+      <w:r>
+        <w:rPr>
+          <w:rFonts w:ascii="Calibri" w:hAnsi="Calibri" w:cs="Calibri"/>
+        </w:rPr>
         <w:t>El sistema ha sido probado en al menos un mercado</w:t>
       </w:r>
     </w:p>
@@ -234,20 +309,28 @@
           <w:numId w:val="6"/>
         </w:numPr>
         <w:spacing w:line="360" w:lineRule="auto"/>
-      </w:pPr>
-      <w:r>
+        <w:rPr>
+          <w:rFonts w:ascii="Calibri" w:hAnsi="Calibri" w:cs="Calibri"/>
+        </w:rPr>
+      </w:pPr>
+      <w:r>
+        <w:rPr>
+          <w:rFonts w:ascii="Calibri" w:hAnsi="Calibri" w:cs="Calibri"/>
+        </w:rPr>
         <w:t>El usuario final (Dirección de Ingresos) firma la conformidad</w:t>
       </w:r>
     </w:p>
     <w:p>
       <w:pPr>
         <w:rPr>
+          <w:rFonts w:ascii="Calibri" w:hAnsi="Calibri" w:cs="Calibri"/>
           <w:b/>
           <w:bCs/>
         </w:rPr>
       </w:pPr>
       <w:r>
         <w:rPr>
+          <w:rFonts w:ascii="Calibri" w:hAnsi="Calibri" w:cs="Calibri"/>
           <w:b/>
           <w:bCs/>
         </w:rPr>
@@ -257,41 +340,114 @@
     <w:p>
       <w:pPr>
         <w:rPr>
+          <w:rFonts w:ascii="Calibri" w:hAnsi="Calibri" w:cs="Calibri"/>
           <w:b/>
           <w:bCs/>
         </w:rPr>
       </w:pPr>
     </w:p>
-    <w:p/>
-    <w:p/>
     <w:p>
-      <w:r>
-        <w:t xml:space="preserve">    --------------------------------                                                  --------------------------------------</w:t>
-      </w:r>
+      <w:pPr>
+        <w:rPr>
+          <w:rFonts w:ascii="Calibri" w:hAnsi="Calibri" w:cs="Calibri"/>
+        </w:rPr>
+      </w:pPr>
     </w:p>
     <w:p>
-      <w:r>
-        <w:t xml:space="preserve">     </w:t>
-      </w:r>
-      <w:r>
-        <w:t xml:space="preserve">Por la Alcaldía de Sucre: </w:t>
-      </w:r>
-      <w:r>
-        <w:t xml:space="preserve">                                                       </w:t>
-      </w:r>
-      <w:r>
-        <w:t>Por el equipo de desarrollo:</w:t>
-      </w:r>
+      <w:pPr>
+        <w:rPr>
+          <w:rFonts w:ascii="Calibri" w:hAnsi="Calibri" w:cs="Calibri"/>
+        </w:rPr>
+      </w:pPr>
     </w:p>
-    <w:p/>
-    <w:p/>
-    <w:p/>
     <w:p>
-      <w:r>
-        <w:t>Fecha de cierre:</w:t>
-      </w:r>
-      <w:r>
-        <w:t>____________________</w:t>
+      <w:pPr>
+        <w:rPr>
+          <w:rFonts w:ascii="Calibri" w:hAnsi="Calibri" w:cs="Calibri"/>
+        </w:rPr>
+      </w:pPr>
+      <w:r>
+        <w:rPr>
+          <w:rFonts w:ascii="Calibri" w:hAnsi="Calibri" w:cs="Calibri"/>
+        </w:rPr>
+        <w:t xml:space="preserve">    </w:t>
+      </w:r>
+      <w:r>
+        <w:rPr>
+          <w:rFonts w:ascii="Calibri" w:hAnsi="Calibri" w:cs="Calibri"/>
+        </w:rPr>
+        <w:t>___________________</w:t>
+      </w:r>
+      <w:r>
+        <w:rPr>
+          <w:rFonts w:ascii="Calibri" w:hAnsi="Calibri" w:cs="Calibri"/>
+        </w:rPr>
+        <w:t xml:space="preserve">                                                </w:t>
+      </w:r>
+      <w:r>
+        <w:rPr>
+          <w:rFonts w:ascii="Calibri" w:hAnsi="Calibri" w:cs="Calibri"/>
+        </w:rPr>
+        <w:t xml:space="preserve">     _________________________</w:t>
+      </w:r>
+    </w:p>
+    <w:p>
+      <w:pPr>
+        <w:rPr>
+          <w:rFonts w:ascii="Calibri" w:hAnsi="Calibri" w:cs="Calibri"/>
+        </w:rPr>
+      </w:pPr>
+      <w:r>
+        <w:rPr>
+          <w:rFonts w:ascii="Calibri" w:hAnsi="Calibri" w:cs="Calibri"/>
+        </w:rPr>
+        <w:t xml:space="preserve">     Por la Alcaldía de Sucre                                                   </w:t>
+      </w:r>
+      <w:r>
+        <w:rPr>
+          <w:rFonts w:ascii="Calibri" w:hAnsi="Calibri" w:cs="Calibri"/>
+        </w:rPr>
+        <w:t xml:space="preserve">  </w:t>
+      </w:r>
+      <w:r>
+        <w:rPr>
+          <w:rFonts w:ascii="Calibri" w:hAnsi="Calibri" w:cs="Calibri"/>
+        </w:rPr>
+        <w:t xml:space="preserve">   Por el equipo de desarrollo</w:t>
+      </w:r>
+    </w:p>
+    <w:p>
+      <w:pPr>
+        <w:rPr>
+          <w:rFonts w:ascii="Calibri" w:hAnsi="Calibri" w:cs="Calibri"/>
+        </w:rPr>
+      </w:pPr>
+    </w:p>
+    <w:p>
+      <w:pPr>
+        <w:rPr>
+          <w:rFonts w:ascii="Calibri" w:hAnsi="Calibri" w:cs="Calibri"/>
+        </w:rPr>
+      </w:pPr>
+    </w:p>
+    <w:p>
+      <w:pPr>
+        <w:rPr>
+          <w:rFonts w:ascii="Calibri" w:hAnsi="Calibri" w:cs="Calibri"/>
+        </w:rPr>
+      </w:pPr>
+    </w:p>
+    <w:p>
+      <w:pPr>
+        <w:rPr>
+          <w:rFonts w:ascii="Calibri" w:hAnsi="Calibri" w:cs="Calibri"/>
+        </w:rPr>
+      </w:pPr>
+      <w:r>
+        <w:rPr>
+          <w:rFonts w:ascii="Calibri" w:hAnsi="Calibri" w:cs="Calibri"/>
+        </w:rPr>
+        <w:t>Fecha de cierre:____________________</w:t>
       </w:r>
     </w:p>
     <w:sectPr>
@@ -1983,6 +2139,7 @@
   <w:style w:type="character" w:default="1" w:styleId="Fuentedeprrafopredeter">
     <w:name w:val="Default Paragraph Font"/>
     <w:uiPriority w:val="1"/>
+    <w:semiHidden/>
     <w:unhideWhenUsed/>
   </w:style>
   <w:style w:type="table" w:default="1" w:styleId="Tablanormal">
